--- a/SCRIPT_PDFS/SCRIPS_DOCUMENTADOS/PDF ROLANDO 441/plantilla.docx
+++ b/SCRIPT_PDFS/SCRIPS_DOCUMENTADOS/PDF ROLANDO 441/plantilla.docx
@@ -269,7 +269,6 @@
                 <w:sz w:val="20"/>
               </w:rPr>
             </w:pPr>
-            <w:proofErr w:type="gramStart"/>
             <w:r>
               <w:rPr>
                 <w:rFonts w:cs="Arial"/>
@@ -282,15 +281,7 @@
                 <w:rFonts w:cs="Arial"/>
                 <w:sz w:val="20"/>
               </w:rPr>
-              <w:t>{</w:t>
-            </w:r>
-            <w:proofErr w:type="gramEnd"/>
-            <w:r>
-              <w:rPr>
-                <w:rFonts w:cs="Arial"/>
-                <w:sz w:val="20"/>
-              </w:rPr>
-              <w:t>{</w:t>
+              <w:t>{{</w:t>
             </w:r>
             <w:proofErr w:type="spellStart"/>
             <w:r>
@@ -836,19 +827,7 @@
                 <w:szCs w:val="18"/>
                 <w:lang w:eastAsia="es-MX"/>
               </w:rPr>
-              <w:t xml:space="preserve"> 202</w:t>
-            </w:r>
-            <w:r>
-              <w:rPr>
-                <w:rFonts w:ascii="Calibri" w:hAnsi="Calibri" w:cs="Calibri"/>
-                <w:b/>
-                <w:bCs/>
-                <w:color w:val="000000"/>
-                <w:sz w:val="18"/>
-                <w:szCs w:val="18"/>
-                <w:lang w:eastAsia="es-MX"/>
-              </w:rPr>
-              <w:t>5</w:t>
+              <w:t xml:space="preserve"> </w:t>
             </w:r>
           </w:p>
           <w:p>
@@ -9370,6 +9349,7 @@
     <w:rsid w:val="00E96CB5"/>
     <w:rsid w:val="00EA6CFB"/>
     <w:rsid w:val="00EC14F9"/>
+    <w:rsid w:val="00EC5B95"/>
     <w:rsid w:val="00EE1A31"/>
     <w:rsid w:val="00F401F0"/>
     <w:rsid w:val="00F54190"/>
